--- a/模板库/ku/江淮.docx
+++ b/模板库/ku/江淮.docx
@@ -219,7 +219,32 @@
           <w:szCs w:val="21"/>
           <w:lang w:val="en-US" w:eastAsia="zh-CN"/>
         </w:rPr>
-        <w:t>车辆发动机关闭，且所有电气连接完好，试验品以电压UB带电运行。</w:t>
+        <w:t>车辆发动机关闭，且所有电气连接完好，试验品以电压U</w:t>
+      </w:r>
+      <w:r>
+        <w:rPr>
+          <w:rFonts w:hint="eastAsia" w:ascii="宋体" w:hAnsi="宋体" w:eastAsia="宋体" w:cs="宋体"/>
+          <w:b w:val="0"/>
+          <w:bCs/>
+          <w:color w:val="auto"/>
+          <w:sz w:val="21"/>
+          <w:szCs w:val="21"/>
+          <w:vertAlign w:val="subscript"/>
+          <w:lang w:val="en-US" w:eastAsia="zh-CN"/>
+        </w:rPr>
+        <w:t>B</w:t>
+      </w:r>
+      <w:r>
+        <w:rPr>
+          <w:rFonts w:hint="eastAsia" w:ascii="宋体" w:hAnsi="宋体" w:eastAsia="宋体" w:cs="宋体"/>
+          <w:b w:val="0"/>
+          <w:bCs/>
+          <w:color w:val="auto"/>
+          <w:sz w:val="21"/>
+          <w:szCs w:val="21"/>
+          <w:lang w:val="en-US" w:eastAsia="zh-CN"/>
+        </w:rPr>
+        <w:t>带电运行。</w:t>
       </w:r>
     </w:p>
     <w:p>
@@ -342,7 +367,34 @@
           <w:szCs w:val="21"/>
           <w:lang w:val="en-US" w:eastAsia="zh-CN"/>
         </w:rPr>
-        <w:t>车辆发动机开启，所有电气连接完好，试验品以电压UA带电运行。</w:t>
+        <w:t>车辆发动机开启，所有电气连接完好，试验品以电压U</w:t>
+      </w:r>
+      <w:bookmarkStart w:id="0" w:name="_GoBack"/>
+      <w:r>
+        <w:rPr>
+          <w:rFonts w:hint="eastAsia" w:ascii="宋体" w:hAnsi="宋体" w:eastAsia="宋体" w:cs="宋体"/>
+          <w:b w:val="0"/>
+          <w:bCs/>
+          <w:color w:val="auto"/>
+          <w:sz w:val="21"/>
+          <w:szCs w:val="21"/>
+          <w:vertAlign w:val="subscript"/>
+          <w:lang w:val="en-US" w:eastAsia="zh-CN"/>
+        </w:rPr>
+        <w:t>A</w:t>
+      </w:r>
+      <w:bookmarkEnd w:id="0"/>
+      <w:r>
+        <w:rPr>
+          <w:rFonts w:hint="eastAsia" w:ascii="宋体" w:hAnsi="宋体" w:eastAsia="宋体" w:cs="宋体"/>
+          <w:b w:val="0"/>
+          <w:bCs/>
+          <w:color w:val="auto"/>
+          <w:sz w:val="21"/>
+          <w:szCs w:val="21"/>
+          <w:lang w:val="en-US" w:eastAsia="zh-CN"/>
+        </w:rPr>
+        <w:t>带电运行。</w:t>
       </w:r>
     </w:p>
     <w:p>
@@ -1013,8 +1065,6 @@
           <w:lang w:val="en-US" w:eastAsia="zh-CN"/>
         </w:rPr>
       </w:pPr>
-      <w:bookmarkStart w:id="0" w:name="_GoBack"/>
-      <w:bookmarkEnd w:id="0"/>
     </w:p>
     <w:sectPr>
       <w:headerReference r:id="rId5" w:type="first"/>
